--- a/example_articles/states/Montana/5.states_Montana_Other_publisher.docx
+++ b/example_articles/states/Montana/5.states_Montana_Other_publisher.docx
@@ -27,17 +27,17 @@
     </w:p>
     <w:p>
       <w:r>
-        <w:t>Source File: Other publishers/Files (500) (21).DOCX</w:t>
+        <w:t>Source file: Other publishers/Files (500) (21).DOCX</w:t>
       </w:r>
     </w:p>
     <w:p>
       <w:r>
-        <w:t>Raw locations result: ['Montana']</w:t>
+        <w:t>Raw locations result, 'locations': ['Montana']</w:t>
       </w:r>
     </w:p>
     <w:p>
       <w:r>
-        <w:t>states_stand_flat (Standardized): Montana</w:t>
+        <w:t>Standardized locations result, 'states_stand_flat': Montana</w:t>
       </w:r>
     </w:p>
     <w:p>

--- a/example_articles/states/Montana/5.states_Montana_Other_publisher.docx
+++ b/example_articles/states/Montana/5.states_Montana_Other_publisher.docx
@@ -7,7 +7,7 @@
         <w:pStyle w:val="Heading1"/>
       </w:pPr>
       <w:r>
-        <w:t>Blackwell unveils five-point health care plan for Ohio; Overhaul requires all Ohioans to have health insurance; Strickland criticizes proposal as costly for poor.</w:t>
+        <w:t>Dozens in Mont. pardoned 'about 80 years' late</w:t>
       </w:r>
     </w:p>
     <w:p>
@@ -17,17 +17,17 @@
     </w:p>
     <w:p>
       <w:r>
-        <w:t>Date: 2006-08-25</w:t>
+        <w:t>Date: 2006-05-04</w:t>
       </w:r>
     </w:p>
     <w:p>
       <w:r>
-        <w:t>Section: LOCAL; Pg. A9</w:t>
+        <w:t>Section: NATIONAL; Pg. A11</w:t>
       </w:r>
     </w:p>
     <w:p>
       <w:r>
-        <w:t>Source file: Other publishers/Files (500) (21).DOCX</w:t>
+        <w:t>Source file: Other publishers/Files (500) (12).DOCX</w:t>
       </w:r>
     </w:p>
     <w:p>
@@ -49,73 +49,27 @@
     </w:p>
     <w:p>
       <w:r>
-        <w:t>CLEVELAND - Republican gubernatorial candidate J. Kenneth Blackwell on Thursday unveiled a five-point plan for overhauling Ohio's health care system that would require all Ohioans to have health insurance.</w:t>
+        <w:t>It was a black mark on dozens of family histories that lingered for nearly nine decades - until a journalism professor and a group of law students examined what happened to citizens who spoke out against the government during World War I.</w:t>
         <w:br/>
-        <w:t>"This is bold, innovative, patient-centered and costeffective," the Ohio secretary of state told reporters in the InterContinental Hotel, which is connected to the Cleveland Clinic.</w:t>
+        <w:t>Yesterday, nearly 80 people convicted of sedition amid the war's anti-German hysteria were receiving the first posthumous pardons in Montana history, including one charged merely for calling the conflict a "rich man's war" and mocking food regulations amid rationing.</w:t>
         <w:br/>
-        <w:t>The plan ignited a war of words with Blackwell's Democratic opponent, U.S. Rep. Ted Strickland of Lisbon, who called the insurance requirement "irresponsible" because of the cost to lowincome Ohioans.</w:t>
+        <w:t>Gov. Brian Schweitzer said the state was "about 80 years too late" in pardoning the mostly working-class people of German descent who were convicted of breaking what was then one of the harshest sedition laws in the nation.</w:t>
         <w:br/>
-        <w:t>The requirement, patterned after a plan adopted this year in Massachusetts, is targeted at the estimated 1.3 million Ohioans now lacking coverage. It would link the uninsured with private health coverage.</w:t>
+        <w:t>"This should have been done a long time ago," he said.</w:t>
         <w:br/>
-        <w:t>Premiums would be paid by individuals, employers, Medicaid contributions or a combination of all three.</w:t>
+        <w:t>Roughly 40 family members were expected at the ceremony, including descendants of farmers, butchers, and carpenters.</w:t>
         <w:br/>
-        <w:t>Blackwell said the income levels to qualify for Medicaid subsidies have not been set but would be on a sliding scale, with the highest subsidies for those with the lowest incomes.</w:t>
+        <w:t>Their relatives were imprisoned an average of 19 months, often based on casual comments made in saloons. At the time, profane language or insults to the virtues of women usually led to a longer sentence.</w:t>
         <w:br/>
-        <w:t>He said he anticipated that Ohioans who have health care coverage through their employers would continue with that coverage.</w:t>
+        <w:t>Journalism professor Clem Work of the University of Montana said many were turned in by friends, acquaintances, bigots, or in some cases by people jealous of their land holdings.</w:t>
         <w:br/>
-        <w:t>Hospitals are not permitted to turn away the uninsured from emergency rooms and these costs are passed on to others in terms of higher premiums, Blackwell said.</w:t>
+        <w:t>"Today's a day of redemption and redress, helping the families put closure to the wounds and at the same time make an affirmative statement for free speech," said Work, who wrote a book on the case.</w:t>
         <w:br/>
-        <w:t>Requiring all Ohioans to have health insurance would shift the focus from expensive ER treatment to less expensive preventative health care, he said.</w:t>
+        <w:t>While some of the long-ago comments seem shockingly benign, others were less so. But even those who cussed the president and the flag should not be considered criminals, said Work, whose book, Darkest Before Dawn: Sedition and Free Speech in the American West, inspired law students at the university to write petitions for the pardons.</w:t>
         <w:br/>
-        <w:t>Strickland said the insurance requirement would impose a $7 billion mandate on Ohioans over the next four years, based on the requirement that the more than 1 million uninsured Ohioans pay monthly premiums that Strickland put at $150.</w:t>
+        <w:t>Family members were often shocked to learn a grandfather or uncle had been in prison.</w:t>
         <w:br/>
-        <w:t>Blackwell's plan did not include the $150 figure and Strickland did not acknowledge the proposed subsidies in Blackwell's plan.</w:t>
-        <w:br/>
-        <w:t>Blackwell campaign policy director Tom Norris called Strickland's numbers "chicken coop economics," a reference to Strickland living briefly in a chicken coop as a boy when the family house burned down.</w:t>
-        <w:br/>
-        <w:t>Strickland campaign spokesman Keith Dailey called the "chicken coop" reference "insulting to working class Ohioans and rural Ohioans." Gubernatorial candidate health care plans Both J. Kenneth Blackwell and Ted Strickland have health care plans. Here's a breakdown:</w:t>
-        <w:br/>
-        <w:t>Republican J. Kenneth Blackwell Government reform: Create the Ohio Health Care Financing Commission to coordinate health care policy and expenditures. The fivemember commission, appointed by the governor, Senate president and House speaker, would supervise all state agencies involved in purchasing, providing and regulating health care delivery.</w:t>
-        <w:br/>
-        <w:t>Insuring the uninsured: The "Buckeye Health Plan" would provide health coverage to uninsured Ohioans. It would require all Ohioans to have some form of health insurance, through their employer or through a state-sponsored marketplace for the uninsured, the Buckeye Health Connection.</w:t>
-        <w:br/>
-        <w:t>The Buckeye Health Connection would match uninsured individuals with private health coverage paid for through individual contributions, employer contributions, Medicaid contributions or a combination of these. Income levels to qualify for state subsidies have not been determined.</w:t>
-        <w:br/>
-        <w:t>Medicaid reform: Among several components, the plan would create a separate agency to administer all Medicaid programs; modernize the information systems serving Medicaid and ensure comprehensive Medicaid audits to eliminate unnecessary and fraudulent claims.</w:t>
-        <w:br/>
-        <w:t>Pharmacy management: Create a statewide drug purchasing pool for all programs administered or financed by state government under the auspices of the Ohio Health Care Financing Commission.</w:t>
-        <w:br/>
-        <w:t>Insurance reform: Pursue reforms to ensure every Ohioan has adequate health insurance coverage. Calls for increasing the age a young adult can remain on a family insurance policy to 29.</w:t>
-        <w:br/>
-        <w:t>? Blackwell for Governor</w:t>
-        <w:br/>
-        <w:t>www.kenblackwell.com</w:t>
-        <w:br/>
-        <w:t>Democrat Ted Strickland</w:t>
-        <w:br/>
-        <w:t>Use state Medicaid dollars and federal matching funds to subsidize insurance premiums of Ohioans who are not eligible for Medicaid and make up to 150 percent of the federal poverty level ($30,000 for a family of four).</w:t>
-        <w:br/>
-        <w:t>Partner with insurance companies and small businesses to create the Ohio Healthcare Exchange. Through competition and simplified coverage options, affordable health care choices would be available for Ohioans who do not have access to employer-sponsored insurance. Premiums could be as low as $150 per month for an individual.</w:t>
-        <w:br/>
-        <w:t>Emphasize preventive medicine so that many of the chronic and catastrophic health conditions that drive up costs can be treated before needing critical care.</w:t>
-        <w:br/>
-        <w:t xml:space="preserve">Reach out to parents of the 150,000 Ohio children who are eligible but are not enrolled in Medicaid and the state Children's Health Insurance Plan. </w:t>
-        <w:br/>
-        <w:t>Establish Healthy Ohio initiative to eliminate duplicative health and social services and encourage health contractors to achieve specific wellness benchmarks through early intervention. Address the nursing shortage by offering incentives to recruit nursing faculty. Support disabled Ohioans who seek employment by offering them an affordable option to buy-in to Medicaid. Support the use of electronic medical records, "real time" telemedicine and other innovations to increase efficiencies and enhance care.</w:t>
-        <w:br/>
-        <w:t>? Strickland for Governor</w:t>
-        <w:br/>
-        <w:t>www.tedstrickland.com</w:t>
-        <w:br/>
-        <w:br/>
-        <w:t>Graphic</w:t>
-        <w:br/>
-        <w:br/>
-        <w:t xml:space="preserve"> </w:t>
-        <w:br/>
-        <w:t>J. Kenneth Blackwell</w:t>
-        <w:br/>
-        <w:t>Ted Strickland</w:t>
+        <w:t>"Some families had hidden it away," Work said.</w:t>
       </w:r>
     </w:p>
     <w:sectPr>
